--- a/Chapter_4_Network_Protocol_And_IP_Address/Chapter_4_Network_Protocol_And_IP_address.docx
+++ b/Chapter_4_Network_Protocol_And_IP_Address/Chapter_4_Network_Protocol_And_IP_address.docx
@@ -167,6 +167,8 @@
         </w:drawing>
       </w:r>
     </w:p>
+    <w:p/>
+    <w:p/>
     <w:sectPr>
       <w:headerReference w:type="default" r:id="rId9"/>
       <w:pgSz w:w="11906" w:h="16838"/>

--- a/Chapter_4_Network_Protocol_And_IP_Address/Chapter_4_Network_Protocol_And_IP_address.docx
+++ b/Chapter_4_Network_Protocol_And_IP_Address/Chapter_4_Network_Protocol_And_IP_address.docx
@@ -169,8 +169,134 @@
     </w:p>
     <w:p/>
     <w:p/>
+    <w:p/>
+    <w:p/>
+    <w:p/>
+    <w:p/>
+    <w:p>
+      <w:r>
+        <w:rPr>
+          <w:noProof/>
+        </w:rPr>
+        <w:lastRenderedPageBreak/>
+        <w:drawing>
+          <wp:inline distT="0" distB="0" distL="0" distR="0" wp14:anchorId="755D5AE8" wp14:editId="0748F668">
+            <wp:extent cx="6604000" cy="1888949"/>
+            <wp:effectExtent l="0" t="0" r="6350" b="0"/>
+            <wp:docPr id="8" name="Picture 8"/>
+            <wp:cNvGraphicFramePr>
+              <a:graphicFrameLocks xmlns:a="http://schemas.openxmlformats.org/drawingml/2006/main" noChangeAspect="1"/>
+            </wp:cNvGraphicFramePr>
+            <a:graphic xmlns:a="http://schemas.openxmlformats.org/drawingml/2006/main">
+              <a:graphicData uri="http://schemas.openxmlformats.org/drawingml/2006/picture">
+                <pic:pic xmlns:pic="http://schemas.openxmlformats.org/drawingml/2006/picture">
+                  <pic:nvPicPr>
+                    <pic:cNvPr id="0" name="Picture 21"/>
+                    <pic:cNvPicPr>
+                      <a:picLocks noChangeAspect="1" noChangeArrowheads="1"/>
+                    </pic:cNvPicPr>
+                  </pic:nvPicPr>
+                  <pic:blipFill>
+                    <a:blip r:embed="rId9">
+                      <a:extLst>
+                        <a:ext uri="{28A0092B-C50C-407E-A947-70E740481C1C}">
+                          <a14:useLocalDpi xmlns:a14="http://schemas.microsoft.com/office/drawing/2010/main" val="0"/>
+                        </a:ext>
+                      </a:extLst>
+                    </a:blip>
+                    <a:srcRect/>
+                    <a:stretch>
+                      <a:fillRect/>
+                    </a:stretch>
+                  </pic:blipFill>
+                  <pic:spPr bwMode="auto">
+                    <a:xfrm>
+                      <a:off x="0" y="0"/>
+                      <a:ext cx="6613410" cy="1891641"/>
+                    </a:xfrm>
+                    <a:prstGeom prst="rect">
+                      <a:avLst/>
+                    </a:prstGeom>
+                    <a:noFill/>
+                    <a:ln>
+                      <a:noFill/>
+                    </a:ln>
+                  </pic:spPr>
+                </pic:pic>
+              </a:graphicData>
+            </a:graphic>
+          </wp:inline>
+        </w:drawing>
+      </w:r>
+    </w:p>
+    <w:p>
+      <w:r>
+        <w:rPr>
+          <w:noProof/>
+        </w:rPr>
+        <w:drawing>
+          <wp:inline distT="0" distB="0" distL="0" distR="0" wp14:anchorId="499432E9" wp14:editId="0B389ED4">
+            <wp:extent cx="6793320" cy="2266950"/>
+            <wp:effectExtent l="0" t="0" r="7620" b="0"/>
+            <wp:docPr id="9" name="Picture 9"/>
+            <wp:cNvGraphicFramePr>
+              <a:graphicFrameLocks xmlns:a="http://schemas.openxmlformats.org/drawingml/2006/main" noChangeAspect="1"/>
+            </wp:cNvGraphicFramePr>
+            <a:graphic xmlns:a="http://schemas.openxmlformats.org/drawingml/2006/main">
+              <a:graphicData uri="http://schemas.openxmlformats.org/drawingml/2006/picture">
+                <pic:pic xmlns:pic="http://schemas.openxmlformats.org/drawingml/2006/picture">
+                  <pic:nvPicPr>
+                    <pic:cNvPr id="0" name="Picture 23"/>
+                    <pic:cNvPicPr>
+                      <a:picLocks noChangeAspect="1" noChangeArrowheads="1"/>
+                    </pic:cNvPicPr>
+                  </pic:nvPicPr>
+                  <pic:blipFill>
+                    <a:blip r:embed="rId10">
+                      <a:extLst>
+                        <a:ext uri="{28A0092B-C50C-407E-A947-70E740481C1C}">
+                          <a14:useLocalDpi xmlns:a14="http://schemas.microsoft.com/office/drawing/2010/main" val="0"/>
+                        </a:ext>
+                      </a:extLst>
+                    </a:blip>
+                    <a:srcRect/>
+                    <a:stretch>
+                      <a:fillRect/>
+                    </a:stretch>
+                  </pic:blipFill>
+                  <pic:spPr bwMode="auto">
+                    <a:xfrm>
+                      <a:off x="0" y="0"/>
+                      <a:ext cx="6811455" cy="2273002"/>
+                    </a:xfrm>
+                    <a:prstGeom prst="rect">
+                      <a:avLst/>
+                    </a:prstGeom>
+                    <a:noFill/>
+                    <a:ln>
+                      <a:noFill/>
+                    </a:ln>
+                  </pic:spPr>
+                </pic:pic>
+              </a:graphicData>
+            </a:graphic>
+          </wp:inline>
+        </w:drawing>
+      </w:r>
+    </w:p>
+    <w:p/>
+    <w:p>
+      <w:pPr>
+        <w:rPr>
+          <w:b/>
+          <w:bCs/>
+        </w:rPr>
+      </w:pPr>
+    </w:p>
+    <w:p/>
+    <w:p/>
     <w:sectPr>
-      <w:headerReference w:type="default" r:id="rId9"/>
+      <w:headerReference w:type="default" r:id="rId11"/>
       <w:pgSz w:w="11906" w:h="16838"/>
       <w:pgMar w:top="1440" w:right="566" w:bottom="1440" w:left="567" w:header="708" w:footer="708" w:gutter="0"/>
       <w:cols w:space="708"/>

--- a/Chapter_4_Network_Protocol_And_IP_Address/Chapter_4_Network_Protocol_And_IP_address.docx
+++ b/Chapter_4_Network_Protocol_And_IP_Address/Chapter_4_Network_Protocol_And_IP_address.docx
@@ -180,6 +180,61 @@
         </w:rPr>
         <w:lastRenderedPageBreak/>
         <w:drawing>
+          <wp:inline distT="0" distB="0" distL="0" distR="0" wp14:anchorId="171E6359" wp14:editId="3F3D24A3">
+            <wp:extent cx="6731540" cy="2958205"/>
+            <wp:effectExtent l="0" t="0" r="0" b="0"/>
+            <wp:docPr id="4" name="Picture 4"/>
+            <wp:cNvGraphicFramePr>
+              <a:graphicFrameLocks xmlns:a="http://schemas.openxmlformats.org/drawingml/2006/main" noChangeAspect="1"/>
+            </wp:cNvGraphicFramePr>
+            <a:graphic xmlns:a="http://schemas.openxmlformats.org/drawingml/2006/main">
+              <a:graphicData uri="http://schemas.openxmlformats.org/drawingml/2006/picture">
+                <pic:pic xmlns:pic="http://schemas.openxmlformats.org/drawingml/2006/picture">
+                  <pic:nvPicPr>
+                    <pic:cNvPr id="0" name="Picture 1"/>
+                    <pic:cNvPicPr>
+                      <a:picLocks noChangeAspect="1" noChangeArrowheads="1"/>
+                    </pic:cNvPicPr>
+                  </pic:nvPicPr>
+                  <pic:blipFill>
+                    <a:blip r:embed="rId9">
+                      <a:extLst>
+                        <a:ext uri="{28A0092B-C50C-407E-A947-70E740481C1C}">
+                          <a14:useLocalDpi xmlns:a14="http://schemas.microsoft.com/office/drawing/2010/main" val="0"/>
+                        </a:ext>
+                      </a:extLst>
+                    </a:blip>
+                    <a:srcRect/>
+                    <a:stretch>
+                      <a:fillRect/>
+                    </a:stretch>
+                  </pic:blipFill>
+                  <pic:spPr bwMode="auto">
+                    <a:xfrm>
+                      <a:off x="0" y="0"/>
+                      <a:ext cx="6740853" cy="2962298"/>
+                    </a:xfrm>
+                    <a:prstGeom prst="rect">
+                      <a:avLst/>
+                    </a:prstGeom>
+                    <a:noFill/>
+                    <a:ln>
+                      <a:noFill/>
+                    </a:ln>
+                  </pic:spPr>
+                </pic:pic>
+              </a:graphicData>
+            </a:graphic>
+          </wp:inline>
+        </w:drawing>
+      </w:r>
+    </w:p>
+    <w:p>
+      <w:r>
+        <w:rPr>
+          <w:noProof/>
+        </w:rPr>
+        <w:drawing>
           <wp:inline distT="0" distB="0" distL="0" distR="0" wp14:anchorId="755D5AE8" wp14:editId="0748F668">
             <wp:extent cx="6604000" cy="1888949"/>
             <wp:effectExtent l="0" t="0" r="6350" b="0"/>
@@ -197,7 +252,7 @@
                     </pic:cNvPicPr>
                   </pic:nvPicPr>
                   <pic:blipFill>
-                    <a:blip r:embed="rId9">
+                    <a:blip r:embed="rId10">
                       <a:extLst>
                         <a:ext uri="{28A0092B-C50C-407E-A947-70E740481C1C}">
                           <a14:useLocalDpi xmlns:a14="http://schemas.microsoft.com/office/drawing/2010/main" val="0"/>
@@ -252,7 +307,7 @@
                     </pic:cNvPicPr>
                   </pic:nvPicPr>
                   <pic:blipFill>
-                    <a:blip r:embed="rId10">
+                    <a:blip r:embed="rId11">
                       <a:extLst>
                         <a:ext uri="{28A0092B-C50C-407E-A947-70E740481C1C}">
                           <a14:useLocalDpi xmlns:a14="http://schemas.microsoft.com/office/drawing/2010/main" val="0"/>
@@ -296,7 +351,7 @@
     <w:p/>
     <w:p/>
     <w:sectPr>
-      <w:headerReference w:type="default" r:id="rId11"/>
+      <w:headerReference w:type="default" r:id="rId12"/>
       <w:pgSz w:w="11906" w:h="16838"/>
       <w:pgMar w:top="1440" w:right="566" w:bottom="1440" w:left="567" w:header="708" w:footer="708" w:gutter="0"/>
       <w:cols w:space="708"/>
